--- a/Guide/操作说明.docx
+++ b/Guide/操作说明.docx
@@ -77,16 +77,8 @@
         <w:rPr>
           <w:rFonts w:hint="eastAsia"/>
         </w:rPr>
-        <w:t>#</w:t>
-      </w:r>
-      <w:proofErr w:type="gramStart"/>
-      <w:r>
-        <w:rPr>
-          <w:rFonts w:hint="eastAsia"/>
-        </w:rPr>
-        <w:t># 目录</w:t>
-      </w:r>
-      <w:proofErr w:type="gramEnd"/>
+        <w:t>## 目录</w:t>
+      </w:r>
     </w:p>
     <w:p>
       <w:pPr>
@@ -214,63 +206,7 @@
         <w:rPr>
           <w:rFonts w:hint="eastAsia"/>
         </w:rPr>
-        <w:t>本说明面向使用者，讲清：</w:t>
-      </w:r>
-      <w:proofErr w:type="gramStart"/>
-      <w:r>
-        <w:rPr>
-          <w:rFonts w:hint="eastAsia"/>
-        </w:rPr>
-        <w:t xml:space="preserve">安装 → 登录 → </w:t>
-      </w:r>
-      <w:proofErr w:type="gramEnd"/>
-      <w:r>
-        <w:rPr>
-          <w:rFonts w:hint="eastAsia"/>
-        </w:rPr>
-        <w:t>打开</w:t>
-      </w:r>
-      <w:proofErr w:type="gramStart"/>
-      <w:r>
-        <w:rPr>
-          <w:rFonts w:hint="eastAsia"/>
-        </w:rPr>
-        <w:t xml:space="preserve">工作台 → </w:t>
-      </w:r>
-      <w:proofErr w:type="gramEnd"/>
-      <w:r>
-        <w:rPr>
-          <w:rFonts w:hint="eastAsia"/>
-        </w:rPr>
-        <w:t>文件</w:t>
-      </w:r>
-      <w:proofErr w:type="gramStart"/>
-      <w:r>
-        <w:rPr>
-          <w:rFonts w:hint="eastAsia"/>
-        </w:rPr>
-        <w:t xml:space="preserve">管理 / </w:t>
-      </w:r>
-      <w:proofErr w:type="gramEnd"/>
-      <w:r>
-        <w:rPr>
-          <w:rFonts w:hint="eastAsia"/>
-        </w:rPr>
-        <w:t>我的</w:t>
-      </w:r>
-      <w:proofErr w:type="gramStart"/>
-      <w:r>
-        <w:rPr>
-          <w:rFonts w:hint="eastAsia"/>
-        </w:rPr>
-        <w:t xml:space="preserve">任务 → </w:t>
-      </w:r>
-      <w:proofErr w:type="gramEnd"/>
-      <w:r>
-        <w:rPr>
-          <w:rFonts w:hint="eastAsia"/>
-        </w:rPr>
-        <w:t>管员任务分配、实例管理、语言切换→成员DSH使用！</w:t>
+        <w:t>本说明面向使用者，讲清：安装 → 登录 → 打开工作台 → 文件管理 / 我的任务 → 管员任务分配、实例管理、语言切换→成员DSH使用！</w:t>
       </w:r>
     </w:p>
     <w:p>
@@ -328,16 +264,8 @@
         <w:rPr>
           <w:rFonts w:hint="eastAsia"/>
         </w:rPr>
-        <w:t>即用的</w:t>
-      </w:r>
-      <w:proofErr w:type="gramStart"/>
-      <w:r>
-        <w:rPr>
-          <w:rFonts w:hint="eastAsia"/>
-        </w:rPr>
-        <w:t>软件 ，</w:t>
-      </w:r>
-      <w:proofErr w:type="gramEnd"/>
+        <w:t>即用的软件 ，</w:t>
+      </w:r>
       <w:r>
         <w:rPr>
           <w:rFonts w:hint="eastAsia"/>
@@ -362,240 +290,438 @@
         </w:rPr>
         <w:t>：</w:t>
       </w:r>
-      <w:proofErr w:type="gramStart"/>
       <w:r>
         <w:t>拷贝 `</w:t>
       </w:r>
       <w:proofErr w:type="spellStart"/>
-      <w:proofErr w:type="gramEnd"/>
       <w:r>
         <w:t>TakeTopDshTeam</w:t>
       </w:r>
       <w:proofErr w:type="spellEnd"/>
-      <w:proofErr w:type="gramStart"/>
-      <w:r>
-        <w:t>` 到</w:t>
-      </w:r>
-      <w:proofErr w:type="gramEnd"/>
-      <w:r>
-        <w:t>目标</w:t>
-      </w:r>
-      <w:proofErr w:type="gramStart"/>
-      <w:r>
-        <w:t xml:space="preserve">机 → </w:t>
-      </w:r>
-      <w:proofErr w:type="gramEnd"/>
-      <w:r>
-        <w:t xml:space="preserve">Windows </w:t>
-      </w:r>
-      <w:proofErr w:type="gramStart"/>
-      <w:r>
-        <w:t>双击 `</w:t>
-      </w:r>
-      <w:proofErr w:type="gramEnd"/>
-      <w:r>
-        <w:t>start.bat`</w:t>
-      </w:r>
-      <w:proofErr w:type="gramStart"/>
-      <w:r>
-        <w:t xml:space="preserve"> </w:t>
-      </w:r>
-      <w:r>
-        <w:rPr>
-          <w:rFonts w:hint="eastAsia"/>
-        </w:rPr>
-        <w:t>,</w:t>
-      </w:r>
-      <w:proofErr w:type="gramEnd"/>
-      <w:r>
-        <w:rPr>
-          <w:rFonts w:hint="eastAsia"/>
-        </w:rPr>
-        <w:t xml:space="preserve"> </w:t>
-      </w:r>
-      <w:r>
-        <w:t xml:space="preserve"> macOS/Linux 运行 </w:t>
-      </w:r>
-      <w:proofErr w:type="gramStart"/>
-      <w:r>
-        <w:t>`.</w:t>
-      </w:r>
-      <w:proofErr w:type="gramEnd"/>
-      <w:r>
-        <w:t>/start.sh</w:t>
-      </w:r>
-      <w:proofErr w:type="gramStart"/>
-      <w:r>
-        <w:t xml:space="preserve">` → </w:t>
-      </w:r>
-      <w:proofErr w:type="gramEnd"/>
-      <w:r>
-        <w:t>浏览器</w:t>
-      </w:r>
-      <w:proofErr w:type="gramStart"/>
-      <w:r>
-        <w:t xml:space="preserve">访问 `http://127.0.0.1:46001` → 点 </w:t>
+      <w:r>
+        <w:t xml:space="preserve">` 到目标机 → Windows 双击 `start.bat` </w:t>
+      </w:r>
+      <w:r>
+        <w:rPr>
+          <w:rFonts w:hint="eastAsia"/>
+        </w:rPr>
+        <w:t xml:space="preserve">, </w:t>
+      </w:r>
+      <w:r>
+        <w:t xml:space="preserve"> macOS/Linux 运行 `./start.sh` → 浏览器访问 `http://127.0.0.1:46001` → 点 </w:t>
       </w:r>
       <w:r>
         <w:rPr>
           <w:b/>
           <w:bCs/>
         </w:rPr>
-        <w:t>*</w:t>
-      </w:r>
-      <w:proofErr w:type="gramEnd"/>
+        <w:t>**"打开DSH"**</w:t>
+      </w:r>
+      <w:r>
+        <w:rPr>
+          <w:rFonts w:hint="eastAsia"/>
+        </w:rPr>
+        <w:t xml:space="preserve"> 就可以使用上了，详细说明如下：</w:t>
+      </w:r>
+    </w:p>
+    <w:p>
+      <w:pPr>
+        <w:ind w:firstLineChars="200" w:firstLine="440"/>
+        <w:rPr>
+          <w:rFonts w:hint="eastAsia"/>
+        </w:rPr>
+      </w:pPr>
+      <w:r>
+        <w:rPr>
+          <w:rFonts w:hint="eastAsia"/>
+        </w:rPr>
+        <w:t>1-1、</w:t>
+      </w:r>
+      <w:r>
+        <w:t xml:space="preserve"> Windows </w:t>
+      </w:r>
+    </w:p>
+    <w:p>
+      <w:pPr>
+        <w:ind w:firstLineChars="200" w:firstLine="440"/>
+        <w:rPr>
+          <w:rFonts w:hint="eastAsia"/>
+        </w:rPr>
+      </w:pPr>
+      <w:r>
+        <w:rPr>
+          <w:rFonts w:hint="eastAsia"/>
+        </w:rPr>
+        <w:t>1-1-</w:t>
+      </w:r>
+      <w:r>
+        <w:t>1. 拷贝整个 `</w:t>
+      </w:r>
+      <w:proofErr w:type="spellStart"/>
+      <w:r>
+        <w:t>TakeTopDshTeam</w:t>
+      </w:r>
+      <w:proofErr w:type="spellEnd"/>
+      <w:r>
+        <w:t>` 目录到目标电脑。</w:t>
+      </w:r>
+    </w:p>
+    <w:p>
+      <w:pPr>
+        <w:ind w:firstLineChars="200" w:firstLine="440"/>
+        <w:rPr>
+          <w:rFonts w:hint="eastAsia"/>
+        </w:rPr>
+      </w:pPr>
+      <w:r>
+        <w:rPr>
+          <w:rFonts w:hint="eastAsia"/>
+        </w:rPr>
+        <w:t>1-1-</w:t>
+      </w:r>
+      <w:r>
+        <w:t xml:space="preserve">2. 双击 </w:t>
+      </w:r>
       <w:r>
         <w:rPr>
           <w:b/>
           <w:bCs/>
         </w:rPr>
-        <w:t>*</w:t>
-      </w:r>
-      <w:proofErr w:type="gramStart"/>
+        <w:t>**</w:t>
+      </w:r>
+      <w:r>
+        <w:t>`start.bat`</w:t>
+      </w:r>
       <w:r>
         <w:rPr>
           <w:b/>
           <w:bCs/>
         </w:rPr>
-        <w:t>"打开</w:t>
-      </w:r>
-      <w:proofErr w:type="gramEnd"/>
+        <w:t>**</w:t>
+      </w:r>
+      <w:r>
+        <w:t>（或右键 → 以管理员身份运行，若端口被占用）。</w:t>
+      </w:r>
+    </w:p>
+    <w:p>
+      <w:pPr>
+        <w:ind w:firstLineChars="200" w:firstLine="440"/>
+        <w:rPr>
+          <w:rFonts w:hint="eastAsia"/>
+        </w:rPr>
+      </w:pPr>
+      <w:r>
+        <w:rPr>
+          <w:rFonts w:hint="eastAsia"/>
+        </w:rPr>
+        <w:t>1-1-</w:t>
+      </w:r>
+      <w:r>
+        <w:t>3. 浏览器自动打开</w:t>
+      </w:r>
+      <w:r>
+        <w:rPr>
+          <w:rFonts w:hint="eastAsia"/>
+        </w:rPr>
+        <w:t>登录页面</w:t>
+      </w:r>
+      <w:r>
+        <w:t xml:space="preserve"> `http://127.0.0.1:46001`。</w:t>
+      </w:r>
+    </w:p>
+    <w:p>
+      <w:pPr>
+        <w:ind w:firstLineChars="200" w:firstLine="440"/>
+        <w:rPr>
+          <w:rFonts w:hint="eastAsia"/>
+        </w:rPr>
+      </w:pPr>
+    </w:p>
+    <w:p>
+      <w:pPr>
+        <w:ind w:firstLineChars="200" w:firstLine="440"/>
+        <w:rPr>
+          <w:rFonts w:hint="eastAsia"/>
+        </w:rPr>
+      </w:pPr>
+      <w:r>
+        <w:rPr>
+          <w:rFonts w:hint="eastAsia"/>
+        </w:rPr>
+        <w:t>1-2</w:t>
+      </w:r>
+      <w:r>
+        <w:t xml:space="preserve"> macOS (Apple Silicon, arm64)</w:t>
+      </w:r>
+    </w:p>
+    <w:p>
+      <w:pPr>
+        <w:ind w:firstLineChars="200" w:firstLine="440"/>
+        <w:rPr>
+          <w:rFonts w:hint="eastAsia"/>
+        </w:rPr>
+      </w:pPr>
+      <w:r>
+        <w:rPr>
+          <w:rFonts w:hint="eastAsia"/>
+        </w:rPr>
+        <w:t>1-2-</w:t>
+      </w:r>
+      <w:r>
+        <w:t>1. 拷贝整个 `</w:t>
+      </w:r>
+      <w:proofErr w:type="spellStart"/>
+      <w:r>
+        <w:t>TakeTopDshTeam</w:t>
+      </w:r>
+      <w:proofErr w:type="spellEnd"/>
+      <w:r>
+        <w:t>` 目录到目标 Mac。</w:t>
+      </w:r>
+    </w:p>
+    <w:p>
+      <w:pPr>
+        <w:ind w:firstLineChars="200" w:firstLine="440"/>
+        <w:rPr>
+          <w:rFonts w:hint="eastAsia"/>
+        </w:rPr>
+      </w:pPr>
+      <w:r>
+        <w:rPr>
+          <w:rFonts w:hint="eastAsia"/>
+        </w:rPr>
+        <w:t>1-2-</w:t>
+      </w:r>
+      <w:r>
+        <w:t>2. 打开终端（Terminal），进入目录：</w:t>
+      </w:r>
+    </w:p>
+    <w:p>
+      <w:pPr>
+        <w:ind w:firstLineChars="200" w:firstLine="440"/>
+        <w:rPr>
+          <w:rFonts w:hint="eastAsia"/>
+        </w:rPr>
+      </w:pPr>
+      <w:r>
+        <w:t xml:space="preserve">   bash</w:t>
+      </w:r>
+      <w:r>
+        <w:t xml:space="preserve"> cd /path/to/</w:t>
+      </w:r>
+      <w:proofErr w:type="spellStart"/>
+      <w:r>
+        <w:t>TakeTopDshTeam</w:t>
+      </w:r>
+      <w:proofErr w:type="spellEnd"/>
+      <w:r>
+        <w:t xml:space="preserve"> </w:t>
+      </w:r>
+      <w:proofErr w:type="spellStart"/>
+      <w:r>
+        <w:t>chmod</w:t>
+      </w:r>
+      <w:proofErr w:type="spellEnd"/>
+      <w:r>
+        <w:t xml:space="preserve"> +x start.sh ./start.sh</w:t>
+      </w:r>
+    </w:p>
+    <w:p>
+      <w:pPr>
+        <w:ind w:firstLineChars="200" w:firstLine="440"/>
+        <w:rPr>
+          <w:rFonts w:hint="eastAsia"/>
+        </w:rPr>
+      </w:pPr>
+    </w:p>
+    <w:p>
+      <w:pPr>
+        <w:ind w:firstLineChars="200" w:firstLine="440"/>
+        <w:rPr>
+          <w:rFonts w:hint="eastAsia"/>
+        </w:rPr>
+      </w:pPr>
+      <w:r>
+        <w:rPr>
+          <w:rFonts w:hint="eastAsia"/>
+        </w:rPr>
+        <w:t>1-2-</w:t>
+      </w:r>
+      <w:r>
+        <w:t>3. 首次运行会自动解压 Node 并安装 `@deepseek-ai/dsh`（</w:t>
+      </w:r>
       <w:r>
         <w:rPr>
           <w:b/>
           <w:bCs/>
         </w:rPr>
-        <w:t>DSH"*</w:t>
-      </w:r>
-      <w:proofErr w:type="gramStart"/>
+        <w:t>**需联网一次**</w:t>
+      </w:r>
+      <w:r>
+        <w:t>）。</w:t>
+      </w:r>
+    </w:p>
+    <w:p>
+      <w:pPr>
+        <w:ind w:firstLineChars="200" w:firstLine="440"/>
+        <w:rPr>
+          <w:rFonts w:hint="eastAsia"/>
+        </w:rPr>
+      </w:pPr>
+      <w:r>
+        <w:rPr>
+          <w:rFonts w:hint="eastAsia"/>
+        </w:rPr>
+        <w:t>1-2-</w:t>
+      </w:r>
+      <w:r>
+        <w:t>4.</w:t>
+      </w:r>
+      <w:r>
+        <w:t>浏览器自动打开</w:t>
+      </w:r>
+      <w:r>
+        <w:rPr>
+          <w:rFonts w:hint="eastAsia"/>
+        </w:rPr>
+        <w:t>登录页面</w:t>
+      </w:r>
+      <w:r>
+        <w:t xml:space="preserve"> `http://127.0.0.1:46001`。</w:t>
+      </w:r>
+    </w:p>
+    <w:p>
+      <w:pPr>
+        <w:ind w:firstLineChars="200" w:firstLine="440"/>
+        <w:rPr>
+          <w:rFonts w:hint="eastAsia"/>
+        </w:rPr>
+      </w:pPr>
+    </w:p>
+    <w:p>
+      <w:pPr>
+        <w:ind w:firstLineChars="200" w:firstLine="440"/>
+        <w:rPr>
+          <w:rFonts w:hint="eastAsia"/>
+        </w:rPr>
+      </w:pPr>
+      <w:r>
+        <w:rPr>
+          <w:rFonts w:hint="eastAsia"/>
+        </w:rPr>
+        <w:t>1-3、</w:t>
+      </w:r>
+      <w:r>
+        <w:t xml:space="preserve"> Linux (x64 / arm64)</w:t>
+      </w:r>
+    </w:p>
+    <w:p>
+      <w:pPr>
+        <w:ind w:firstLineChars="200" w:firstLine="440"/>
+        <w:rPr>
+          <w:rFonts w:hint="eastAsia"/>
+        </w:rPr>
+      </w:pPr>
+      <w:r>
+        <w:rPr>
+          <w:rFonts w:hint="eastAsia"/>
+        </w:rPr>
+        <w:t>1-3-</w:t>
+      </w:r>
+      <w:r>
+        <w:t>1. 拷贝整个 `</w:t>
+      </w:r>
+      <w:proofErr w:type="spellStart"/>
+      <w:r>
+        <w:t>TakeTopDshTeam</w:t>
+      </w:r>
+      <w:proofErr w:type="spellEnd"/>
+      <w:r>
+        <w:t>` 目录到目标机器。</w:t>
+      </w:r>
+    </w:p>
+    <w:p>
+      <w:pPr>
+        <w:ind w:firstLineChars="200" w:firstLine="440"/>
+        <w:rPr>
+          <w:rFonts w:hint="eastAsia"/>
+        </w:rPr>
+      </w:pPr>
+      <w:r>
+        <w:rPr>
+          <w:rFonts w:hint="eastAsia"/>
+        </w:rPr>
+        <w:t>1-3-</w:t>
+      </w:r>
+      <w:r>
+        <w:t>2. 打开终端，进入目录：</w:t>
+      </w:r>
+    </w:p>
+    <w:p>
+      <w:pPr>
+        <w:ind w:firstLineChars="200" w:firstLine="440"/>
+        <w:rPr>
+          <w:rFonts w:hint="eastAsia"/>
+        </w:rPr>
+      </w:pPr>
+      <w:r>
+        <w:t xml:space="preserve">  </w:t>
+      </w:r>
+      <w:r>
+        <w:t>bash cd /path/to/</w:t>
+      </w:r>
+      <w:proofErr w:type="spellStart"/>
+      <w:r>
+        <w:t>TakeTopDshTeam</w:t>
+      </w:r>
+      <w:proofErr w:type="spellEnd"/>
+      <w:r>
+        <w:t xml:space="preserve"> </w:t>
+      </w:r>
+      <w:proofErr w:type="spellStart"/>
+      <w:r>
+        <w:t>chmod</w:t>
+      </w:r>
+      <w:proofErr w:type="spellEnd"/>
+      <w:r>
+        <w:t xml:space="preserve"> +x start.sh ./start.sh</w:t>
+      </w:r>
+    </w:p>
+    <w:p>
+      <w:pPr>
+        <w:ind w:firstLineChars="200" w:firstLine="440"/>
+        <w:rPr>
+          <w:rFonts w:hint="eastAsia"/>
+        </w:rPr>
+      </w:pPr>
+      <w:r>
+        <w:rPr>
+          <w:rFonts w:hint="eastAsia"/>
+        </w:rPr>
+        <w:t>1-3-</w:t>
+      </w:r>
+      <w:r>
+        <w:t>3. 首次运行自动解压 Node（</w:t>
+      </w:r>
       <w:r>
         <w:rPr>
           <w:b/>
           <w:bCs/>
         </w:rPr>
-        <w:t>*</w:t>
-      </w:r>
-      <w:r>
-        <w:rPr>
-          <w:rFonts w:hint="eastAsia"/>
-        </w:rPr>
-        <w:t xml:space="preserve"> 就</w:t>
-      </w:r>
-      <w:proofErr w:type="gramEnd"/>
-      <w:r>
-        <w:rPr>
-          <w:rFonts w:hint="eastAsia"/>
-        </w:rPr>
-        <w:t>可以使用上了，详细说明如下：</w:t>
-      </w:r>
-    </w:p>
-    <w:p>
-      <w:pPr>
-        <w:ind w:firstLineChars="200" w:firstLine="440"/>
-        <w:rPr>
-          <w:rFonts w:hint="eastAsia"/>
-        </w:rPr>
-      </w:pPr>
-      <w:r>
-        <w:rPr>
-          <w:rFonts w:hint="eastAsia"/>
-        </w:rPr>
-        <w:t>1-1、</w:t>
-      </w:r>
-      <w:r>
-        <w:t xml:space="preserve"> Windows </w:t>
-      </w:r>
-    </w:p>
-    <w:p>
-      <w:pPr>
-        <w:ind w:firstLineChars="200" w:firstLine="440"/>
-        <w:rPr>
-          <w:rFonts w:hint="eastAsia"/>
-        </w:rPr>
-      </w:pPr>
-      <w:r>
-        <w:rPr>
-          <w:rFonts w:hint="eastAsia"/>
-        </w:rPr>
-        <w:t>1-1-</w:t>
-      </w:r>
-      <w:r>
-        <w:t>1. 拷贝</w:t>
-      </w:r>
-      <w:proofErr w:type="gramStart"/>
-      <w:r>
-        <w:t>整个 `</w:t>
-      </w:r>
-      <w:proofErr w:type="spellStart"/>
-      <w:proofErr w:type="gramEnd"/>
-      <w:r>
-        <w:t>TakeTopDshTeam</w:t>
-      </w:r>
-      <w:proofErr w:type="spellEnd"/>
-      <w:proofErr w:type="gramStart"/>
-      <w:r>
-        <w:t>` 目录</w:t>
-      </w:r>
-      <w:proofErr w:type="gramEnd"/>
-      <w:r>
-        <w:t>到目标电脑。</w:t>
-      </w:r>
-    </w:p>
-    <w:p>
-      <w:pPr>
-        <w:ind w:firstLineChars="200" w:firstLine="440"/>
-        <w:rPr>
-          <w:rFonts w:hint="eastAsia"/>
-        </w:rPr>
-      </w:pPr>
-      <w:r>
-        <w:rPr>
-          <w:rFonts w:hint="eastAsia"/>
-        </w:rPr>
-        <w:t>1-1-</w:t>
-      </w:r>
-      <w:r>
-        <w:t xml:space="preserve">2. </w:t>
-      </w:r>
-      <w:proofErr w:type="gramStart"/>
-      <w:r>
-        <w:t xml:space="preserve">双击 </w:t>
+        <w:t>**已内置，无需下载**</w:t>
+      </w:r>
+      <w:r>
+        <w:t>）；仅 `@deepseek-ai/dsh` 的原生依赖需</w:t>
       </w:r>
       <w:r>
         <w:rPr>
           <w:b/>
           <w:bCs/>
         </w:rPr>
-        <w:t>*</w:t>
-      </w:r>
-      <w:proofErr w:type="gramEnd"/>
-      <w:r>
-        <w:rPr>
-          <w:b/>
-          <w:bCs/>
-        </w:rPr>
-        <w:t>*</w:t>
-      </w:r>
-      <w:r>
-        <w:t>`start.bat`</w:t>
-      </w:r>
-      <w:r>
-        <w:rPr>
-          <w:b/>
-          <w:bCs/>
-        </w:rPr>
-        <w:t>**</w:t>
-      </w:r>
-      <w:r>
-        <w:t>（或右</w:t>
-      </w:r>
-      <w:proofErr w:type="gramStart"/>
-      <w:r>
-        <w:t xml:space="preserve">键 → </w:t>
-      </w:r>
-      <w:proofErr w:type="gramEnd"/>
-      <w:r>
-        <w:t>以管理员身份运行，若端口被占用）。</w:t>
+        <w:t>**联网安装一次**</w:t>
+      </w:r>
+      <w:r>
+        <w:t>，之后离线可用。</w:t>
       </w:r>
     </w:p>
     <w:p>
@@ -609,30 +735,69 @@
         <w:rPr>
           <w:rFonts w:hint="eastAsia"/>
         </w:rPr>
-        <w:t>1-1-</w:t>
-      </w:r>
-      <w:r>
-        <w:t>3. 浏览器自动打开</w:t>
-      </w:r>
-      <w:r>
-        <w:rPr>
-          <w:rFonts w:hint="eastAsia"/>
-        </w:rPr>
-        <w:t>登录</w:t>
-      </w:r>
-      <w:proofErr w:type="gramStart"/>
-      <w:r>
-        <w:rPr>
-          <w:rFonts w:hint="eastAsia"/>
-        </w:rPr>
-        <w:t>页面</w:t>
-      </w:r>
-      <w:r>
-        <w:t xml:space="preserve"> `</w:t>
-      </w:r>
-      <w:proofErr w:type="gramEnd"/>
-      <w:r>
-        <w:t>http://127.0.0.1:46001`。</w:t>
+        <w:t>1-</w:t>
+      </w:r>
+      <w:r>
+        <w:rPr>
+          <w:rFonts w:hint="eastAsia"/>
+        </w:rPr>
+        <w:t>3</w:t>
+      </w:r>
+      <w:r>
+        <w:rPr>
+          <w:rFonts w:hint="eastAsia"/>
+        </w:rPr>
+        <w:t>-</w:t>
+      </w:r>
+      <w:r>
+        <w:rPr>
+          <w:rFonts w:hint="eastAsia"/>
+        </w:rPr>
+        <w:t>4</w:t>
+      </w:r>
+      <w:r>
+        <w:t>. 浏览器自动打开</w:t>
+      </w:r>
+      <w:r>
+        <w:rPr>
+          <w:rFonts w:hint="eastAsia"/>
+        </w:rPr>
+        <w:t>登录页面</w:t>
+      </w:r>
+      <w:r>
+        <w:t xml:space="preserve"> `http://127.0.0.1:46001`。</w:t>
+      </w:r>
+    </w:p>
+    <w:p>
+      <w:pPr>
+        <w:rPr>
+          <w:rFonts w:hint="eastAsia"/>
+        </w:rPr>
+      </w:pPr>
+    </w:p>
+    <w:p>
+      <w:pPr>
+        <w:rPr>
+          <w:rFonts w:hint="eastAsia"/>
+        </w:rPr>
+      </w:pPr>
+      <w:r>
+        <w:rPr>
+          <w:rFonts w:hint="eastAsia"/>
+        </w:rPr>
+        <w:t>二</w:t>
+      </w:r>
+      <w:r>
+        <w:rPr>
+          <w:rFonts w:hint="eastAsia"/>
+        </w:rPr>
+        <w:t>，</w:t>
+      </w:r>
+      <w:r>
+        <w:rPr>
+          <w:rFonts w:hint="eastAsia"/>
+        </w:rPr>
+        <w:t>平台登录</w:t>
       </w:r>
     </w:p>
     <w:p>
@@ -642,480 +807,38 @@
           <w:rFonts w:hint="eastAsia"/>
         </w:rPr>
       </w:pPr>
-    </w:p>
-    <w:p>
-      <w:pPr>
-        <w:ind w:firstLineChars="200" w:firstLine="440"/>
-        <w:rPr>
-          <w:rFonts w:hint="eastAsia"/>
-        </w:rPr>
-      </w:pPr>
-      <w:r>
-        <w:rPr>
-          <w:rFonts w:hint="eastAsia"/>
-        </w:rPr>
-        <w:t>1-2</w:t>
-      </w:r>
-      <w:r>
-        <w:t xml:space="preserve"> macOS (Apple Silicon, arm64)</w:t>
-      </w:r>
-    </w:p>
-    <w:p>
-      <w:pPr>
-        <w:ind w:firstLineChars="200" w:firstLine="440"/>
-        <w:rPr>
-          <w:rFonts w:hint="eastAsia"/>
-        </w:rPr>
-      </w:pPr>
-      <w:r>
-        <w:rPr>
-          <w:rFonts w:hint="eastAsia"/>
-        </w:rPr>
-        <w:t>1-2-</w:t>
-      </w:r>
-      <w:r>
-        <w:t>1. 拷贝</w:t>
-      </w:r>
-      <w:proofErr w:type="gramStart"/>
-      <w:r>
-        <w:t>整个 `</w:t>
+      <w:r>
+        <w:rPr>
+          <w:rFonts w:hint="eastAsia"/>
+        </w:rPr>
+        <w:t>每次电脑重开机后，可以</w:t>
+      </w:r>
+      <w:r>
+        <w:rPr>
+          <w:rFonts w:hint="eastAsia"/>
+        </w:rPr>
+        <w:t>打开</w:t>
       </w:r>
       <w:proofErr w:type="spellStart"/>
-      <w:proofErr w:type="gramEnd"/>
-      <w:r>
-        <w:t>TakeTopDshTeam</w:t>
+      <w:r>
+        <w:rPr>
+          <w:rFonts w:hint="eastAsia"/>
+        </w:rPr>
+        <w:t>TakeTopD</w:t>
+      </w:r>
+      <w:r>
+        <w:rPr>
+          <w:rFonts w:hint="eastAsia"/>
+        </w:rPr>
+        <w:t>sh</w:t>
+      </w:r>
+      <w:r>
+        <w:rPr>
+          <w:rFonts w:hint="eastAsia"/>
+        </w:rPr>
+        <w:t>Team</w:t>
       </w:r>
       <w:proofErr w:type="spellEnd"/>
-      <w:proofErr w:type="gramStart"/>
-      <w:r>
-        <w:t>` 目录</w:t>
-      </w:r>
-      <w:proofErr w:type="gramEnd"/>
-      <w:r>
-        <w:t>到目标 Mac。</w:t>
-      </w:r>
-    </w:p>
-    <w:p>
-      <w:pPr>
-        <w:ind w:firstLineChars="200" w:firstLine="440"/>
-        <w:rPr>
-          <w:rFonts w:hint="eastAsia"/>
-        </w:rPr>
-      </w:pPr>
-      <w:r>
-        <w:rPr>
-          <w:rFonts w:hint="eastAsia"/>
-        </w:rPr>
-        <w:t>1-2-</w:t>
-      </w:r>
-      <w:r>
-        <w:t>2. 打开终端（Terminal），进入目录：</w:t>
-      </w:r>
-    </w:p>
-    <w:p>
-      <w:pPr>
-        <w:ind w:firstLineChars="200" w:firstLine="440"/>
-        <w:rPr>
-          <w:rFonts w:hint="eastAsia"/>
-        </w:rPr>
-      </w:pPr>
-      <w:r>
-        <w:t xml:space="preserve">   bash</w:t>
-      </w:r>
-      <w:r>
-        <w:t xml:space="preserve"> cd /path/to/</w:t>
-      </w:r>
-      <w:proofErr w:type="spellStart"/>
-      <w:r>
-        <w:t>TakeTopDshTeam</w:t>
-      </w:r>
-      <w:proofErr w:type="spellEnd"/>
-      <w:r>
-        <w:t xml:space="preserve"> </w:t>
-      </w:r>
-      <w:proofErr w:type="spellStart"/>
-      <w:r>
-        <w:t>chmod</w:t>
-      </w:r>
-      <w:proofErr w:type="spellEnd"/>
-      <w:r>
-        <w:t xml:space="preserve"> +x start.sh ./start.sh</w:t>
-      </w:r>
-    </w:p>
-    <w:p>
-      <w:pPr>
-        <w:ind w:firstLineChars="200" w:firstLine="440"/>
-        <w:rPr>
-          <w:rFonts w:hint="eastAsia"/>
-        </w:rPr>
-      </w:pPr>
-    </w:p>
-    <w:p>
-      <w:pPr>
-        <w:ind w:firstLineChars="200" w:firstLine="440"/>
-        <w:rPr>
-          <w:rFonts w:hint="eastAsia"/>
-        </w:rPr>
-      </w:pPr>
-      <w:r>
-        <w:rPr>
-          <w:rFonts w:hint="eastAsia"/>
-        </w:rPr>
-        <w:t>1-2-</w:t>
-      </w:r>
-      <w:r>
-        <w:t>3. 首次运行会自动解压 Node 并</w:t>
-      </w:r>
-      <w:proofErr w:type="gramStart"/>
-      <w:r>
-        <w:t>安装 `</w:t>
-      </w:r>
-      <w:proofErr w:type="gramEnd"/>
-      <w:r>
-        <w:t>@deepseek-ai/dsh`（</w:t>
-      </w:r>
-      <w:r>
-        <w:rPr>
-          <w:b/>
-          <w:bCs/>
-        </w:rPr>
-        <w:t>**需联网一次**</w:t>
-      </w:r>
-      <w:r>
-        <w:t>）。</w:t>
-      </w:r>
-    </w:p>
-    <w:p>
-      <w:pPr>
-        <w:ind w:firstLineChars="200" w:firstLine="440"/>
-        <w:rPr>
-          <w:rFonts w:hint="eastAsia"/>
-        </w:rPr>
-      </w:pPr>
-      <w:r>
-        <w:rPr>
-          <w:rFonts w:hint="eastAsia"/>
-        </w:rPr>
-        <w:t>1-2-</w:t>
-      </w:r>
-      <w:r>
-        <w:t>4.</w:t>
-      </w:r>
-      <w:r>
-        <w:t>浏览器自动打开</w:t>
-      </w:r>
-      <w:r>
-        <w:rPr>
-          <w:rFonts w:hint="eastAsia"/>
-        </w:rPr>
-        <w:t>登录</w:t>
-      </w:r>
-      <w:proofErr w:type="gramStart"/>
-      <w:r>
-        <w:rPr>
-          <w:rFonts w:hint="eastAsia"/>
-        </w:rPr>
-        <w:t>页面</w:t>
-      </w:r>
-      <w:r>
-        <w:t xml:space="preserve"> `</w:t>
-      </w:r>
-      <w:proofErr w:type="gramEnd"/>
-      <w:r>
-        <w:t>http://127.0.0.1:46001`。</w:t>
-      </w:r>
-    </w:p>
-    <w:p>
-      <w:pPr>
-        <w:ind w:firstLineChars="200" w:firstLine="440"/>
-        <w:rPr>
-          <w:rFonts w:hint="eastAsia"/>
-        </w:rPr>
-      </w:pPr>
-    </w:p>
-    <w:p>
-      <w:pPr>
-        <w:ind w:firstLineChars="200" w:firstLine="440"/>
-        <w:rPr>
-          <w:rFonts w:hint="eastAsia"/>
-        </w:rPr>
-      </w:pPr>
-      <w:r>
-        <w:rPr>
-          <w:rFonts w:hint="eastAsia"/>
-        </w:rPr>
-        <w:t>1-3、</w:t>
-      </w:r>
-      <w:r>
-        <w:t xml:space="preserve"> Linux </w:t>
-      </w:r>
-      <w:proofErr w:type="gramStart"/>
-      <w:r>
-        <w:t>(x64 / arm64)</w:t>
-      </w:r>
-      <w:proofErr w:type="gramEnd"/>
-    </w:p>
-    <w:p>
-      <w:pPr>
-        <w:ind w:firstLineChars="200" w:firstLine="440"/>
-        <w:rPr>
-          <w:rFonts w:hint="eastAsia"/>
-        </w:rPr>
-      </w:pPr>
-      <w:r>
-        <w:rPr>
-          <w:rFonts w:hint="eastAsia"/>
-        </w:rPr>
-        <w:t>1-3-</w:t>
-      </w:r>
-      <w:r>
-        <w:t>1. 拷贝</w:t>
-      </w:r>
-      <w:proofErr w:type="gramStart"/>
-      <w:r>
-        <w:t>整个 `</w:t>
-      </w:r>
-      <w:proofErr w:type="spellStart"/>
-      <w:proofErr w:type="gramEnd"/>
-      <w:r>
-        <w:t>TakeTopDshTeam</w:t>
-      </w:r>
-      <w:proofErr w:type="spellEnd"/>
-      <w:proofErr w:type="gramStart"/>
-      <w:r>
-        <w:t>` 目录</w:t>
-      </w:r>
-      <w:proofErr w:type="gramEnd"/>
-      <w:r>
-        <w:t>到目标机器。</w:t>
-      </w:r>
-    </w:p>
-    <w:p>
-      <w:pPr>
-        <w:ind w:firstLineChars="200" w:firstLine="440"/>
-        <w:rPr>
-          <w:rFonts w:hint="eastAsia"/>
-        </w:rPr>
-      </w:pPr>
-      <w:r>
-        <w:rPr>
-          <w:rFonts w:hint="eastAsia"/>
-        </w:rPr>
-        <w:t>1-3-</w:t>
-      </w:r>
-      <w:r>
-        <w:t>2. 打开终端，进入目录：</w:t>
-      </w:r>
-    </w:p>
-    <w:p>
-      <w:pPr>
-        <w:ind w:firstLineChars="200" w:firstLine="440"/>
-        <w:rPr>
-          <w:rFonts w:hint="eastAsia"/>
-        </w:rPr>
-      </w:pPr>
-      <w:r>
-        <w:t xml:space="preserve">  </w:t>
-      </w:r>
-      <w:r>
-        <w:t>bash cd /path/to/</w:t>
-      </w:r>
-      <w:proofErr w:type="spellStart"/>
-      <w:r>
-        <w:t>TakeTopDshTeam</w:t>
-      </w:r>
-      <w:proofErr w:type="spellEnd"/>
-      <w:r>
-        <w:t xml:space="preserve"> </w:t>
-      </w:r>
-      <w:proofErr w:type="spellStart"/>
-      <w:r>
-        <w:t>chmod</w:t>
-      </w:r>
-      <w:proofErr w:type="spellEnd"/>
-      <w:r>
-        <w:t xml:space="preserve"> +x start.sh ./start.sh</w:t>
-      </w:r>
-    </w:p>
-    <w:p>
-      <w:pPr>
-        <w:ind w:firstLineChars="200" w:firstLine="440"/>
-        <w:rPr>
-          <w:rFonts w:hint="eastAsia"/>
-        </w:rPr>
-      </w:pPr>
-      <w:r>
-        <w:rPr>
-          <w:rFonts w:hint="eastAsia"/>
-        </w:rPr>
-        <w:t>1-3-</w:t>
-      </w:r>
-      <w:r>
-        <w:t>3. 首次运行自动解压 Node（</w:t>
-      </w:r>
-      <w:r>
-        <w:rPr>
-          <w:b/>
-          <w:bCs/>
-        </w:rPr>
-        <w:t>**已内置，无需下载**</w:t>
-      </w:r>
-      <w:r>
-        <w:t>）；</w:t>
-      </w:r>
-      <w:proofErr w:type="gramStart"/>
-      <w:r>
-        <w:t>仅 `</w:t>
-      </w:r>
-      <w:proofErr w:type="gramEnd"/>
-      <w:r>
-        <w:t>@deepseek-ai/dsh</w:t>
-      </w:r>
-      <w:proofErr w:type="gramStart"/>
-      <w:r>
-        <w:t>` 的</w:t>
-      </w:r>
-      <w:proofErr w:type="gramEnd"/>
-      <w:r>
-        <w:t>原生依赖需</w:t>
-      </w:r>
-      <w:r>
-        <w:rPr>
-          <w:b/>
-          <w:bCs/>
-        </w:rPr>
-        <w:t>**联网安装一次**</w:t>
-      </w:r>
-      <w:r>
-        <w:t>，之后离线可用。</w:t>
-      </w:r>
-    </w:p>
-    <w:p>
-      <w:pPr>
-        <w:ind w:firstLineChars="200" w:firstLine="440"/>
-        <w:rPr>
-          <w:rFonts w:hint="eastAsia"/>
-        </w:rPr>
-      </w:pPr>
-      <w:r>
-        <w:rPr>
-          <w:rFonts w:hint="eastAsia"/>
-        </w:rPr>
-        <w:t>1-</w:t>
-      </w:r>
-      <w:r>
-        <w:rPr>
-          <w:rFonts w:hint="eastAsia"/>
-        </w:rPr>
-        <w:t>3</w:t>
-      </w:r>
-      <w:r>
-        <w:rPr>
-          <w:rFonts w:hint="eastAsia"/>
-        </w:rPr>
-        <w:t>-</w:t>
-      </w:r>
-      <w:r>
-        <w:rPr>
-          <w:rFonts w:hint="eastAsia"/>
-        </w:rPr>
-        <w:t>4</w:t>
-      </w:r>
-      <w:r>
-        <w:t>. 浏览器自动打开</w:t>
-      </w:r>
-      <w:r>
-        <w:rPr>
-          <w:rFonts w:hint="eastAsia"/>
-        </w:rPr>
-        <w:t>登录</w:t>
-      </w:r>
-      <w:proofErr w:type="gramStart"/>
-      <w:r>
-        <w:rPr>
-          <w:rFonts w:hint="eastAsia"/>
-        </w:rPr>
-        <w:t>页面</w:t>
-      </w:r>
-      <w:r>
-        <w:t xml:space="preserve"> `</w:t>
-      </w:r>
-      <w:proofErr w:type="gramEnd"/>
-      <w:r>
-        <w:t>http://127.0.0.1:46001`。</w:t>
-      </w:r>
-    </w:p>
-    <w:p>
-      <w:pPr>
-        <w:rPr>
-          <w:rFonts w:hint="eastAsia"/>
-        </w:rPr>
-      </w:pPr>
-    </w:p>
-    <w:p>
-      <w:pPr>
-        <w:rPr>
-          <w:rFonts w:hint="eastAsia"/>
-        </w:rPr>
-      </w:pPr>
-      <w:r>
-        <w:rPr>
-          <w:rFonts w:hint="eastAsia"/>
-        </w:rPr>
-        <w:t>二</w:t>
-      </w:r>
-      <w:r>
-        <w:rPr>
-          <w:rFonts w:hint="eastAsia"/>
-        </w:rPr>
-        <w:t>，</w:t>
-      </w:r>
-      <w:r>
-        <w:rPr>
-          <w:rFonts w:hint="eastAsia"/>
-        </w:rPr>
-        <w:t>平台登录</w:t>
-      </w:r>
-    </w:p>
-    <w:p>
-      <w:pPr>
-        <w:ind w:firstLineChars="200" w:firstLine="440"/>
-        <w:rPr>
-          <w:rFonts w:hint="eastAsia"/>
-        </w:rPr>
-      </w:pPr>
-      <w:r>
-        <w:rPr>
-          <w:rFonts w:hint="eastAsia"/>
-        </w:rPr>
-        <w:t>每次电脑重开机后，可以</w:t>
-      </w:r>
-      <w:r>
-        <w:rPr>
-          <w:rFonts w:hint="eastAsia"/>
-        </w:rPr>
-        <w:t>打开</w:t>
-      </w:r>
-      <w:proofErr w:type="spellStart"/>
-      <w:r>
-        <w:rPr>
-          <w:rFonts w:hint="eastAsia"/>
-        </w:rPr>
-        <w:t>TakeTopD</w:t>
-      </w:r>
-      <w:r>
-        <w:rPr>
-          <w:rFonts w:hint="eastAsia"/>
-        </w:rPr>
-        <w:t>sh</w:t>
-      </w:r>
-      <w:r>
-        <w:rPr>
-          <w:rFonts w:hint="eastAsia"/>
-        </w:rPr>
-        <w:t>Team</w:t>
-      </w:r>
-      <w:proofErr w:type="spellEnd"/>
       <w:r>
         <w:rPr>
           <w:rFonts w:hint="eastAsia"/>
@@ -1134,7 +857,7 @@
           <w:noProof/>
         </w:rPr>
         <w:drawing>
-          <wp:inline distT="0" distB="0" distL="0" distR="0" wp14:anchorId="78E1C3EA" wp14:editId="5DCD5355">
+          <wp:inline distT="0" distB="0" distL="0" distR="0" wp14:anchorId="78E1C3EA" wp14:editId="5FB896FA">
             <wp:extent cx="5274310" cy="465455"/>
             <wp:effectExtent l="0" t="0" r="2540" b="0"/>
             <wp:docPr id="286631104" name="图片 1"/>
@@ -1193,62 +916,20 @@
         <w:rPr>
           <w:rFonts w:hint="eastAsia"/>
         </w:rPr>
-        <w:t>&gt; - Windows：</w:t>
-      </w:r>
-      <w:proofErr w:type="gramStart"/>
-      <w:r>
-        <w:rPr>
-          <w:rFonts w:hint="eastAsia"/>
-        </w:rPr>
-        <w:t>双击 *</w:t>
-      </w:r>
-      <w:proofErr w:type="gramEnd"/>
-      <w:r>
-        <w:rPr>
-          <w:rFonts w:hint="eastAsia"/>
-        </w:rPr>
-        <w:t>*`start.bat`**</w:t>
-      </w:r>
-    </w:p>
-    <w:p>
-      <w:pPr>
-        <w:rPr>
-          <w:rFonts w:hint="eastAsia"/>
-        </w:rPr>
-      </w:pPr>
-      <w:r>
-        <w:rPr>
-          <w:rFonts w:hint="eastAsia"/>
-        </w:rPr>
-        <w:t>&gt; - macOS / Linux：</w:t>
-      </w:r>
-      <w:proofErr w:type="gramStart"/>
-      <w:r>
-        <w:rPr>
-          <w:rFonts w:hint="eastAsia"/>
-        </w:rPr>
-        <w:t>执行 *</w:t>
-      </w:r>
-      <w:proofErr w:type="gramEnd"/>
-      <w:r>
-        <w:rPr>
-          <w:rFonts w:hint="eastAsia"/>
-        </w:rPr>
-        <w:t>*</w:t>
-      </w:r>
-      <w:proofErr w:type="gramStart"/>
-      <w:r>
-        <w:rPr>
-          <w:rFonts w:hint="eastAsia"/>
-        </w:rPr>
-        <w:t>`.</w:t>
-      </w:r>
-      <w:proofErr w:type="gramEnd"/>
-      <w:r>
-        <w:rPr>
-          <w:rFonts w:hint="eastAsia"/>
-        </w:rPr>
-        <w:t>/start.sh`**</w:t>
+        <w:t>&gt; - Windows：双击 **`start.bat`**</w:t>
+      </w:r>
+    </w:p>
+    <w:p>
+      <w:pPr>
+        <w:rPr>
+          <w:rFonts w:hint="eastAsia"/>
+        </w:rPr>
+      </w:pPr>
+      <w:r>
+        <w:rPr>
+          <w:rFonts w:hint="eastAsia"/>
+        </w:rPr>
+        <w:t>&gt; - macOS / Linux：执行 **`./start.sh`**</w:t>
       </w:r>
     </w:p>
     <w:p>
@@ -1321,30 +1002,8 @@
         <w:rPr>
           <w:rFonts w:hint="eastAsia"/>
         </w:rPr>
-        <w:t>输入用户名：</w:t>
-      </w:r>
-      <w:proofErr w:type="gramStart"/>
-      <w:r>
-        <w:rPr>
-          <w:rFonts w:hint="eastAsia"/>
-        </w:rPr>
-        <w:t>admin  密码</w:t>
-      </w:r>
-      <w:proofErr w:type="gramEnd"/>
-      <w:r>
-        <w:rPr>
-          <w:rFonts w:hint="eastAsia"/>
-        </w:rPr>
-        <w:t>：</w:t>
-      </w:r>
-      <w:proofErr w:type="gramStart"/>
-      <w:r>
-        <w:rPr>
-          <w:rFonts w:hint="eastAsia"/>
-        </w:rPr>
-        <w:t>12345678  就可以登录进平台了</w:t>
-      </w:r>
-      <w:proofErr w:type="gramEnd"/>
+        <w:t>输入用户名：admin  密码：12345678  就可以登录进平台了</w:t>
+      </w:r>
       <w:r>
         <w:rPr>
           <w:rFonts w:hint="eastAsia"/>
@@ -1445,27 +1104,13 @@
         <w:rPr>
           <w:rFonts w:hint="eastAsia"/>
         </w:rPr>
-        <w:t>；若 launcher 已关闭（如重启电脑），需重新运行</w:t>
-      </w:r>
-      <w:proofErr w:type="gramStart"/>
-      <w:r>
-        <w:rPr>
-          <w:rFonts w:hint="eastAsia"/>
-        </w:rPr>
-        <w:t>一次</w:t>
-      </w:r>
-      <w:r>
-        <w:rPr>
-          <w:rFonts w:hint="eastAsia"/>
-        </w:rPr>
-        <w:t xml:space="preserve"> 上面</w:t>
-      </w:r>
-      <w:proofErr w:type="gramEnd"/>
-      <w:r>
-        <w:rPr>
-          <w:rFonts w:hint="eastAsia"/>
-        </w:rPr>
-        <w:t>说的start 程序！</w:t>
+        <w:t>；若 launcher 已关闭（如重启电脑），需重新运行一次</w:t>
+      </w:r>
+      <w:r>
+        <w:rPr>
+          <w:rFonts w:hint="eastAsia"/>
+        </w:rPr>
+        <w:t xml:space="preserve"> 上面说的start 程序！</w:t>
       </w:r>
     </w:p>
     <w:p>
@@ -1677,7 +1322,7 @@
           <w:noProof/>
         </w:rPr>
         <w:drawing>
-          <wp:inline distT="0" distB="0" distL="0" distR="0" wp14:anchorId="2044E27F" wp14:editId="336C5388">
+          <wp:inline distT="0" distB="0" distL="0" distR="0" wp14:anchorId="2044E27F" wp14:editId="6C24ED82">
             <wp:extent cx="5274310" cy="2002155"/>
             <wp:effectExtent l="0" t="0" r="2540" b="0"/>
             <wp:docPr id="5370857" name="图片 5"/>
@@ -1934,21 +1579,7 @@
         <w:rPr>
           <w:rFonts w:hint="eastAsia"/>
         </w:rPr>
-        <w:t>可以在这里增加成员用户，注意用户名要用英文字母，不要用中文，给用户设置的密码要记住，比如说先设个：</w:t>
-      </w:r>
-      <w:proofErr w:type="gramStart"/>
-      <w:r>
-        <w:rPr>
-          <w:rFonts w:hint="eastAsia"/>
-        </w:rPr>
-        <w:t>12345678  ，</w:t>
-      </w:r>
-      <w:proofErr w:type="gramEnd"/>
-      <w:r>
-        <w:rPr>
-          <w:rFonts w:hint="eastAsia"/>
-        </w:rPr>
-        <w:t>成员用户登录后平台后，可以自己修改，这个成员的工作区目录不用设，它会自动生成，主要是：主工作区目录+用户名，会自动生成这个目录！</w:t>
+        <w:t>可以在这里增加成员用户，注意用户名要用英文字母，不要用中文，给用户设置的密码要记住，比如说先设个：12345678  ，成员用户登录后平台后，可以自己修改，这个成员的工作区目录不用设，它会自动生成，主要是：主工作区目录+用户名，会自动生成这个目录！</w:t>
       </w:r>
     </w:p>
     <w:p>
@@ -2160,7 +1791,7 @@
           <w:noProof/>
         </w:rPr>
         <w:drawing>
-          <wp:inline distT="0" distB="0" distL="0" distR="0" wp14:anchorId="39F15B5B" wp14:editId="3A3F8F61">
+          <wp:inline distT="0" distB="0" distL="0" distR="0" wp14:anchorId="39F15B5B" wp14:editId="179FE51B">
             <wp:extent cx="5274310" cy="1233805"/>
             <wp:effectExtent l="0" t="0" r="2540" b="4445"/>
             <wp:docPr id="1833294711" name="图片 8"/>
@@ -2363,21 +1994,7 @@
         <w:rPr>
           <w:rFonts w:hint="eastAsia"/>
         </w:rPr>
-        <w:t>首先，</w:t>
-      </w:r>
-      <w:proofErr w:type="gramStart"/>
-      <w:r>
-        <w:rPr>
-          <w:rFonts w:hint="eastAsia"/>
-        </w:rPr>
-        <w:t>点击 页面</w:t>
-      </w:r>
-      <w:proofErr w:type="gramEnd"/>
-      <w:r>
-        <w:rPr>
-          <w:rFonts w:hint="eastAsia"/>
-        </w:rPr>
-        <w:t>右边栏左上角的设置图标</w:t>
+        <w:t>首先，点击 页面右边栏左上角的设置图标</w:t>
       </w:r>
       <w:r>
         <w:rPr>
@@ -2811,21 +2428,7 @@
         <w:rPr>
           <w:rFonts w:hint="eastAsia"/>
         </w:rPr>
-        <w:t>，你可以点击任务名称，预览任务详细内容，也可以点击 feedback 按钮</w:t>
-      </w:r>
-      <w:proofErr w:type="gramStart"/>
-      <w:r>
-        <w:rPr>
-          <w:rFonts w:hint="eastAsia"/>
-        </w:rPr>
-        <w:t xml:space="preserve">进行 反馈 </w:t>
-      </w:r>
-      <w:proofErr w:type="gramEnd"/>
-      <w:r>
-        <w:rPr>
-          <w:rFonts w:hint="eastAsia"/>
-        </w:rPr>
-        <w:t>你对任务的处理细节</w:t>
+        <w:t>，你可以点击任务名称，预览任务详细内容，也可以点击 feedback 按钮进行 反馈 你对任务的处理细节</w:t>
       </w:r>
       <w:r>
         <w:rPr>
@@ -2875,12 +2478,6 @@
           <w14:ligatures w14:val="none"/>
         </w:rPr>
       </w:pPr>
-      <w:r>
-        <w:rPr>
-          <w:rFonts w:hint="eastAsia"/>
-        </w:rPr>
-        <w:t>```</w:t>
-      </w:r>
       <w:r>
         <w:rPr>
           <w:rFonts w:ascii="Times New Roman" w:eastAsia="Times New Roman" w:hAnsi="Times New Roman" w:cs="Times New Roman"/>
@@ -3071,35 +2668,7 @@
         <w:rPr>
           <w:rFonts w:hint="eastAsia"/>
         </w:rPr>
-        <w:t xml:space="preserve">  点击页面右上角</w:t>
-      </w:r>
-      <w:proofErr w:type="gramStart"/>
-      <w:r>
-        <w:rPr>
-          <w:rFonts w:hint="eastAsia"/>
-        </w:rPr>
-        <w:t>的 “</w:t>
-      </w:r>
-      <w:proofErr w:type="gramEnd"/>
-      <w:r>
-        <w:rPr>
-          <w:rFonts w:hint="eastAsia"/>
-        </w:rPr>
-        <w:t>任务分派</w:t>
-      </w:r>
-      <w:proofErr w:type="gramStart"/>
-      <w:r>
-        <w:rPr>
-          <w:rFonts w:hint="eastAsia"/>
-        </w:rPr>
-        <w:t>” 按钮</w:t>
-      </w:r>
-      <w:proofErr w:type="gramEnd"/>
-      <w:r>
-        <w:rPr>
-          <w:rFonts w:hint="eastAsia"/>
-        </w:rPr>
-        <w:t>，打开任务分派页面，如下图，</w:t>
+        <w:t xml:space="preserve">  点击页面右上角的 “任务分派” 按钮，打开任务分派页面，如下图，</w:t>
       </w:r>
     </w:p>
     <w:p>
